--- a/product_requirement_document.docx
+++ b/product_requirement_document.docx
@@ -793,7 +793,64 @@
         <w:ind w:left="1080" w:hanging="720"/>
       </w:pPr>
       <w:r>
+        <w:lastRenderedPageBreak/>
         <w:t xml:space="preserve">Design </w:t>
+      </w:r>
+    </w:p>
+    <w:p>
+      <w:r>
+        <w:rPr>
+          <w:noProof/>
+        </w:rPr>
+        <w:lastRenderedPageBreak/>
+        <w:drawing>
+          <wp:inline distT="0" distB="0" distL="0" distR="0" wp14:anchorId="322B4A56" wp14:editId="41CF8E99">
+            <wp:extent cx="5351145" cy="9775190"/>
+            <wp:effectExtent l="0" t="0" r="1905" b="0"/>
+            <wp:docPr id="1478860324" name="Picture 1"/>
+            <wp:cNvGraphicFramePr>
+              <a:graphicFrameLocks xmlns:a="http://schemas.openxmlformats.org/drawingml/2006/main" noChangeAspect="1"/>
+            </wp:cNvGraphicFramePr>
+            <a:graphic xmlns:a="http://schemas.openxmlformats.org/drawingml/2006/main">
+              <a:graphicData uri="http://schemas.openxmlformats.org/drawingml/2006/picture">
+                <pic:pic xmlns:pic="http://schemas.openxmlformats.org/drawingml/2006/picture">
+                  <pic:nvPicPr>
+                    <pic:cNvPr id="0" name="Picture 1"/>
+                    <pic:cNvPicPr>
+                      <a:picLocks noChangeAspect="1" noChangeArrowheads="1"/>
+                    </pic:cNvPicPr>
+                  </pic:nvPicPr>
+                  <pic:blipFill>
+                    <a:blip r:embed="rId7" cstate="print">
+                      <a:extLst>
+                        <a:ext uri="{28A0092B-C50C-407E-A947-70E740481C1C}">
+                          <a14:useLocalDpi xmlns:a14="http://schemas.microsoft.com/office/drawing/2010/main" val="0"/>
+                        </a:ext>
+                      </a:extLst>
+                    </a:blip>
+                    <a:srcRect/>
+                    <a:stretch>
+                      <a:fillRect/>
+                    </a:stretch>
+                  </pic:blipFill>
+                  <pic:spPr bwMode="auto">
+                    <a:xfrm>
+                      <a:off x="0" y="0"/>
+                      <a:ext cx="5351145" cy="9775190"/>
+                    </a:xfrm>
+                    <a:prstGeom prst="rect">
+                      <a:avLst/>
+                    </a:prstGeom>
+                    <a:noFill/>
+                    <a:ln>
+                      <a:noFill/>
+                    </a:ln>
+                  </pic:spPr>
+                </pic:pic>
+              </a:graphicData>
+            </a:graphic>
+          </wp:inline>
+        </w:drawing>
       </w:r>
     </w:p>
     <w:p>
@@ -806,6 +863,7 @@
         <w:ind w:left="1440"/>
       </w:pPr>
       <w:r>
+        <w:lastRenderedPageBreak/>
         <w:t>Nghe thuyết minh về quán ở tại vị trí khách.</w:t>
       </w:r>
     </w:p>
@@ -1217,6 +1275,7 @@
         <w:rPr>
           <w:noProof/>
         </w:rPr>
+        <w:lastRenderedPageBreak/>
         <w:drawing>
           <wp:inline distT="0" distB="0" distL="0" distR="0" wp14:anchorId="1DED14BE" wp14:editId="4D4D55BF">
             <wp:extent cx="6647815" cy="4173220"/>
@@ -1235,7 +1294,7 @@
                     </pic:cNvPicPr>
                   </pic:nvPicPr>
                   <pic:blipFill>
-                    <a:blip r:embed="rId7">
+                    <a:blip r:embed="rId8">
                       <a:extLst>
                         <a:ext uri="{28A0092B-C50C-407E-A947-70E740481C1C}">
                           <a14:useLocalDpi xmlns:a14="http://schemas.microsoft.com/office/drawing/2010/main" val="0"/>
@@ -1291,7 +1350,7 @@
                     </pic:cNvPicPr>
                   </pic:nvPicPr>
                   <pic:blipFill>
-                    <a:blip r:embed="rId8">
+                    <a:blip r:embed="rId9">
                       <a:extLst>
                         <a:ext uri="{28A0092B-C50C-407E-A947-70E740481C1C}">
                           <a14:useLocalDpi xmlns:a14="http://schemas.microsoft.com/office/drawing/2010/main" val="0"/>
@@ -1757,7 +1816,7 @@
                     </pic:cNvPicPr>
                   </pic:nvPicPr>
                   <pic:blipFill>
-                    <a:blip r:embed="rId9">
+                    <a:blip r:embed="rId10">
                       <a:extLst>
                         <a:ext uri="{28A0092B-C50C-407E-A947-70E740481C1C}">
                           <a14:useLocalDpi xmlns:a14="http://schemas.microsoft.com/office/drawing/2010/main" val="0"/>
@@ -1813,7 +1872,7 @@
                     </pic:cNvPicPr>
                   </pic:nvPicPr>
                   <pic:blipFill>
-                    <a:blip r:embed="rId10">
+                    <a:blip r:embed="rId11">
                       <a:extLst>
                         <a:ext uri="{28A0092B-C50C-407E-A947-70E740481C1C}">
                           <a14:useLocalDpi xmlns:a14="http://schemas.microsoft.com/office/drawing/2010/main" val="0"/>
@@ -2311,7 +2370,7 @@
                     </pic:cNvPicPr>
                   </pic:nvPicPr>
                   <pic:blipFill>
-                    <a:blip r:embed="rId11">
+                    <a:blip r:embed="rId12">
                       <a:extLst>
                         <a:ext uri="{28A0092B-C50C-407E-A947-70E740481C1C}">
                           <a14:useLocalDpi xmlns:a14="http://schemas.microsoft.com/office/drawing/2010/main" val="0"/>
@@ -2367,7 +2426,7 @@
                     </pic:cNvPicPr>
                   </pic:nvPicPr>
                   <pic:blipFill>
-                    <a:blip r:embed="rId12">
+                    <a:blip r:embed="rId13">
                       <a:extLst>
                         <a:ext uri="{28A0092B-C50C-407E-A947-70E740481C1C}">
                           <a14:useLocalDpi xmlns:a14="http://schemas.microsoft.com/office/drawing/2010/main" val="0"/>
@@ -2831,7 +2890,7 @@
                     </pic:cNvPicPr>
                   </pic:nvPicPr>
                   <pic:blipFill>
-                    <a:blip r:embed="rId13" cstate="print">
+                    <a:blip r:embed="rId14" cstate="print">
                       <a:extLst>
                         <a:ext uri="{28A0092B-C50C-407E-A947-70E740481C1C}">
                           <a14:useLocalDpi xmlns:a14="http://schemas.microsoft.com/office/drawing/2010/main" val="0"/>
@@ -2887,7 +2946,7 @@
                     </pic:cNvPicPr>
                   </pic:nvPicPr>
                   <pic:blipFill>
-                    <a:blip r:embed="rId14">
+                    <a:blip r:embed="rId15">
                       <a:extLst>
                         <a:ext uri="{28A0092B-C50C-407E-A947-70E740481C1C}">
                           <a14:useLocalDpi xmlns:a14="http://schemas.microsoft.com/office/drawing/2010/main" val="0"/>
@@ -3363,7 +3422,7 @@
                     </pic:cNvPicPr>
                   </pic:nvPicPr>
                   <pic:blipFill>
-                    <a:blip r:embed="rId15">
+                    <a:blip r:embed="rId16">
                       <a:extLst>
                         <a:ext uri="{28A0092B-C50C-407E-A947-70E740481C1C}">
                           <a14:useLocalDpi xmlns:a14="http://schemas.microsoft.com/office/drawing/2010/main" val="0"/>
@@ -3419,7 +3478,7 @@
                     </pic:cNvPicPr>
                   </pic:nvPicPr>
                   <pic:blipFill>
-                    <a:blip r:embed="rId16">
+                    <a:blip r:embed="rId17">
                       <a:extLst>
                         <a:ext uri="{28A0092B-C50C-407E-A947-70E740481C1C}">
                           <a14:useLocalDpi xmlns:a14="http://schemas.microsoft.com/office/drawing/2010/main" val="0"/>
@@ -3908,7 +3967,7 @@
                     </pic:cNvPicPr>
                   </pic:nvPicPr>
                   <pic:blipFill>
-                    <a:blip r:embed="rId17">
+                    <a:blip r:embed="rId18">
                       <a:extLst>
                         <a:ext uri="{28A0092B-C50C-407E-A947-70E740481C1C}">
                           <a14:useLocalDpi xmlns:a14="http://schemas.microsoft.com/office/drawing/2010/main" val="0"/>
@@ -3964,7 +4023,7 @@
                     </pic:cNvPicPr>
                   </pic:nvPicPr>
                   <pic:blipFill>
-                    <a:blip r:embed="rId18">
+                    <a:blip r:embed="rId19">
                       <a:extLst>
                         <a:ext uri="{28A0092B-C50C-407E-A947-70E740481C1C}">
                           <a14:useLocalDpi xmlns:a14="http://schemas.microsoft.com/office/drawing/2010/main" val="0"/>
@@ -4444,7 +4503,7 @@
                     </pic:cNvPicPr>
                   </pic:nvPicPr>
                   <pic:blipFill>
-                    <a:blip r:embed="rId19">
+                    <a:blip r:embed="rId20">
                       <a:extLst>
                         <a:ext uri="{28A0092B-C50C-407E-A947-70E740481C1C}">
                           <a14:useLocalDpi xmlns:a14="http://schemas.microsoft.com/office/drawing/2010/main" val="0"/>
@@ -4500,7 +4559,7 @@
                     </pic:cNvPicPr>
                   </pic:nvPicPr>
                   <pic:blipFill>
-                    <a:blip r:embed="rId20">
+                    <a:blip r:embed="rId21">
                       <a:extLst>
                         <a:ext uri="{28A0092B-C50C-407E-A947-70E740481C1C}">
                           <a14:useLocalDpi xmlns:a14="http://schemas.microsoft.com/office/drawing/2010/main" val="0"/>
@@ -4995,7 +5054,7 @@
                     </pic:cNvPicPr>
                   </pic:nvPicPr>
                   <pic:blipFill>
-                    <a:blip r:embed="rId21">
+                    <a:blip r:embed="rId22">
                       <a:extLst>
                         <a:ext uri="{28A0092B-C50C-407E-A947-70E740481C1C}">
                           <a14:useLocalDpi xmlns:a14="http://schemas.microsoft.com/office/drawing/2010/main" val="0"/>
@@ -5063,7 +5122,7 @@
                     </pic:cNvPicPr>
                   </pic:nvPicPr>
                   <pic:blipFill>
-                    <a:blip r:embed="rId22">
+                    <a:blip r:embed="rId23">
                       <a:extLst>
                         <a:ext uri="{28A0092B-C50C-407E-A947-70E740481C1C}">
                           <a14:useLocalDpi xmlns:a14="http://schemas.microsoft.com/office/drawing/2010/main" val="0"/>
@@ -5127,6 +5186,9 @@
     </w:p>
     <w:p>
       <w:r>
+        <w:rPr>
+          <w:noProof/>
+        </w:rPr>
         <w:drawing>
           <wp:inline distT="0" distB="0" distL="0" distR="0" wp14:anchorId="5FD34658" wp14:editId="0105A1D7">
             <wp:extent cx="6647815" cy="6750685"/>
@@ -5143,7 +5205,7 @@
                     <pic:cNvPicPr/>
                   </pic:nvPicPr>
                   <pic:blipFill>
-                    <a:blip r:embed="rId23"/>
+                    <a:blip r:embed="rId24"/>
                     <a:stretch>
                       <a:fillRect/>
                     </a:stretch>
